--- a/Akhil ada lab assignment 2401010148.docx
+++ b/Akhil ada lab assignment 2401010148.docx
@@ -2334,6 +2334,15 @@
           <w:sz w:val="28"/>
         </w:rPr>
         <w:t>:</w:t>
+      </w:r>
+      <w:r>
+        <w:t xml:space="preserve"> </w:t>
+      </w:r>
+      <w:r>
+        <w:rPr>
+          <w:sz w:val="28"/>
+        </w:rPr>
+        <w:t>https://github.com/Akhil-gltich/ada-lab-assignment/tree/main</w:t>
       </w:r>
     </w:p>
     <w:p>
